--- a/fixtures/skills-first/skills-first-cover-letter-letter.docx
+++ b/fixtures/skills-first/skills-first-cover-letter-letter.docx
@@ -89,7 +89,7 @@
         <w:rPr>
           <w:rtl w:val="0"/>
         </w:rPr>
-        <w:t xml:space="preserve">Evergreen Mutual Insurance</w:t>
+        <w:t xml:space="preserve">Hollyvale Mutual Insurance</w:t>
       </w:r>
     </w:p>
     <w:p>
@@ -127,7 +127,7 @@
         <w:rPr>
           <w:rtl w:val="0"/>
         </w:rPr>
-        <w:t xml:space="preserve">I'm applying for the Instructional Designer position on your learning and development team. I taught middle school science for eight years, and for the past two years I've designed online training for Cascade Credit Union as a contractor.</w:t>
+        <w:t xml:space="preserve">I'm applying for the Instructional Designer position on your learning and development team. I taught middle school science for eight years, and for the past two years I've designed online training for Mossgate Credit Union as a contractor.</w:t>
       </w:r>
     </w:p>
     <w:p>
@@ -140,7 +140,7 @@
         <w:rPr>
           <w:rtl w:val="0"/>
         </w:rPr>
-        <w:t xml:space="preserve">Teaching gave me a lot of practice turning dense material into something a tired person can follow. At Cascade I've used that to rebuild the teller onboarding course. New tellers now work on their own after four weeks instead of six, and first-try pass rates on the compliance quizzes rose from 64% to 88%.</w:t>
+        <w:t xml:space="preserve">Teaching gave me a lot of practice turning dense material into something a tired person can follow. At Mossgate I've used that to rebuild the teller onboarding course. New tellers now work on their own after four weeks instead of six, and first-try pass rates on the compliance quizzes rose from 64% to 88%.</w:t>
       </w:r>
     </w:p>
     <w:p>

--- a/fixtures/skills-first/skills-first-cover-letter-letter.docx
+++ b/fixtures/skills-first/skills-first-cover-letter-letter.docx
@@ -31,7 +31,7 @@
           <w:rPr>
             <w:rtl w:val="0"/>
           </w:rPr>
-          <w:t xml:space="preserve">rachel.nguyen@email.com</w:t>
+          <w:t xml:space="preserve">rachel.nguyen@example.com</w:t>
         </w:r>
       </w:hyperlink>
       <w:r>
